--- a/docs/requirements/Requirements-v0.01.docx
+++ b/docs/requirements/Requirements-v0.01.docx
@@ -21,7 +21,7 @@
           <w:noProof/>
         </w:rPr>
         <w:drawing>
-          <wp:inline distT="0" distB="0" distL="0" distR="0" wp14:anchorId="17CDA18B" wp14:editId="50F0FE88">
+          <wp:inline distT="0" distB="0" distL="0" distR="0" wp14:anchorId="17CDA18B" wp14:editId="6D8B565F">
             <wp:extent cx="5400040" cy="3980180"/>
             <wp:effectExtent l="0" t="0" r="0" b="0"/>
             <wp:docPr id="1953506445" name="Imagen 1" descr="Identidad corporativa - Universidad de Oviedo - uniovi.es"/>
@@ -173,13 +173,22 @@
       <w:r>
         <w:t>El sistema a desarrollar es una aplicación web orientada a la autoevaluación en Cálculo, donde el profesorado puede crear y publicar cuestionarios con preguntas que incluyan contenido matemático, y el alumnado puede realizarlos con corrección automática y feedback.</w:t>
       </w:r>
+      <w:r>
+        <w:t xml:space="preserve"> </w:t>
+      </w:r>
+      <w:r>
+        <w:t>El sistema incorpora además autenticación, control de acceso por rol y gestión administrativa básica de usuarios.</w:t>
+      </w:r>
     </w:p>
     <w:p>
       <w:pPr>
         <w:pStyle w:val="Cuerpo"/>
       </w:pPr>
       <w:r>
-        <w:t>El objetivo de este documento es disponer de una especificación de requisitos suficientemente clara como para validar el alcance y mantener trazabilidad con casos de uso y escenarios.</w:t>
+        <w:t>El objetivo de este documento es disponer de una especificación de requisitos suficientemente clara como para validar el alcance y mantener trazabilidad con casos de uso y escenarios</w:t>
+      </w:r>
+      <w:r>
+        <w:t>.</w:t>
       </w:r>
     </w:p>
     <w:p>
@@ -195,7 +204,84 @@
         <w:pStyle w:val="Cuerpo"/>
       </w:pPr>
       <w:r>
-        <w:t>El alcance de esta versión cubre el MVP v0.1: autenticación y roles básicos, banco de preguntas, creación y publicación de cuestionarios, realización por alumno, resultados/feedback y estadísticas básicas.</w:t>
+        <w:t xml:space="preserve">El alcance de esta versión cubre el MVP v0.1: </w:t>
+      </w:r>
+    </w:p>
+    <w:p>
+      <w:pPr>
+        <w:pStyle w:val="ListaVietas"/>
+      </w:pPr>
+      <w:r>
+        <w:t>A</w:t>
+      </w:r>
+      <w:r>
+        <w:t>utenticación y control de acceso</w:t>
+      </w:r>
+    </w:p>
+    <w:p>
+      <w:pPr>
+        <w:pStyle w:val="ListaVietas"/>
+      </w:pPr>
+      <w:r>
+        <w:t>G</w:t>
+      </w:r>
+      <w:r>
+        <w:t>estión administrativa de usuarios</w:t>
+      </w:r>
+    </w:p>
+    <w:p>
+      <w:pPr>
+        <w:pStyle w:val="ListaVietas"/>
+      </w:pPr>
+      <w:r>
+        <w:t>B</w:t>
+      </w:r>
+      <w:r>
+        <w:t>anco de preguntas</w:t>
+      </w:r>
+    </w:p>
+    <w:p>
+      <w:pPr>
+        <w:pStyle w:val="ListaVietas"/>
+      </w:pPr>
+      <w:r>
+        <w:t>C</w:t>
+      </w:r>
+      <w:r>
+        <w:t>reación y publicación de cuestionarios</w:t>
+      </w:r>
+    </w:p>
+    <w:p>
+      <w:pPr>
+        <w:pStyle w:val="ListaVietas"/>
+      </w:pPr>
+      <w:r>
+        <w:t>R</w:t>
+      </w:r>
+      <w:r>
+        <w:t>ealización por alumno</w:t>
+      </w:r>
+    </w:p>
+    <w:p>
+      <w:pPr>
+        <w:pStyle w:val="ListaVietas"/>
+      </w:pPr>
+      <w:r>
+        <w:t>R</w:t>
+      </w:r>
+      <w:r>
+        <w:t xml:space="preserve">esultados/feedback </w:t>
+      </w:r>
+    </w:p>
+    <w:p>
+      <w:pPr>
+        <w:pStyle w:val="ListaVietas"/>
+      </w:pPr>
+      <w:r>
+        <w:t>E</w:t>
+      </w:r>
+      <w:r>
+        <w:t>stadísticas básicas.</w:t>
       </w:r>
     </w:p>
     <w:p>
@@ -211,7 +297,15 @@
         <w:pStyle w:val="ListaVietas"/>
       </w:pPr>
       <w:r>
-        <w:t>Integración con LLMs o generación automática de preguntas.</w:t>
+        <w:t xml:space="preserve">Integración con </w:t>
+      </w:r>
+      <w:proofErr w:type="spellStart"/>
+      <w:r>
+        <w:t>LLMs</w:t>
+      </w:r>
+      <w:proofErr w:type="spellEnd"/>
+      <w:r>
+        <w:t xml:space="preserve"> o generación automática de preguntas.</w:t>
       </w:r>
     </w:p>
     <w:p>
@@ -248,9 +342,25 @@
     </w:p>
     <w:p>
       <w:pPr>
+        <w:spacing w:after="160" w:line="278" w:lineRule="auto"/>
+        <w:rPr>
+          <w:rFonts w:eastAsiaTheme="majorEastAsia" w:cstheme="majorBidi"/>
+          <w:b/>
+          <w:color w:val="0F4761" w:themeColor="accent1" w:themeShade="BF"/>
+          <w:sz w:val="32"/>
+          <w:szCs w:val="40"/>
+        </w:rPr>
+      </w:pPr>
+      <w:r>
+        <w:br w:type="page"/>
+      </w:r>
+    </w:p>
+    <w:p>
+      <w:pPr>
         <w:pStyle w:val="H1"/>
       </w:pPr>
       <w:r>
+        <w:lastRenderedPageBreak/>
         <w:t>3. Requisitos del sistema</w:t>
       </w:r>
     </w:p>
@@ -336,10 +446,12 @@
           <w:tcPr>
             <w:cnfStyle w:val="001000000000" w:firstRow="0" w:lastRow="0" w:firstColumn="1" w:lastColumn="0" w:oddVBand="0" w:evenVBand="0" w:oddHBand="0" w:evenHBand="0" w:firstRowFirstColumn="0" w:firstRowLastColumn="0" w:lastRowFirstColumn="0" w:lastRowLastColumn="0"/>
             <w:tcW w:w="983" w:type="dxa"/>
-          </w:tcPr>
-          <w:p>
-            <w:pPr>
-              <w:pStyle w:val="TablaTexto"/>
+            <w:vAlign w:val="center"/>
+          </w:tcPr>
+          <w:p>
+            <w:pPr>
+              <w:pStyle w:val="TablaTexto"/>
+              <w:jc w:val="center"/>
             </w:pPr>
             <w:r>
               <w:t>R1.1</w:t>
@@ -375,7 +487,15 @@
               <w:t xml:space="preserve">El sistema debe permitir iniciar sesión mediante credenciales válidas y establecer una sesión con permisos según rol (Alumno/Profesor/Admin). </w:t>
             </w:r>
             <w:r>
-              <w:t>Si las credenciales son invalidas se mostrara un mensaje de error.</w:t>
+              <w:t xml:space="preserve">Si las credenciales son invalidas se </w:t>
+            </w:r>
+            <w:proofErr w:type="gramStart"/>
+            <w:r>
+              <w:t>mostrara</w:t>
+            </w:r>
+            <w:proofErr w:type="gramEnd"/>
+            <w:r>
+              <w:t xml:space="preserve"> un mensaje de error.</w:t>
             </w:r>
           </w:p>
         </w:tc>
@@ -385,10 +505,12 @@
           <w:tcPr>
             <w:cnfStyle w:val="001000000000" w:firstRow="0" w:lastRow="0" w:firstColumn="1" w:lastColumn="0" w:oddVBand="0" w:evenVBand="0" w:oddHBand="0" w:evenHBand="0" w:firstRowFirstColumn="0" w:firstRowLastColumn="0" w:lastRowFirstColumn="0" w:lastRowLastColumn="0"/>
             <w:tcW w:w="983" w:type="dxa"/>
-          </w:tcPr>
-          <w:p>
-            <w:pPr>
-              <w:pStyle w:val="TablaTexto"/>
+            <w:vAlign w:val="center"/>
+          </w:tcPr>
+          <w:p>
+            <w:pPr>
+              <w:pStyle w:val="TablaTexto"/>
+              <w:jc w:val="center"/>
             </w:pPr>
             <w:r>
               <w:t>R1.2</w:t>
@@ -434,10 +556,12 @@
           <w:tcPr>
             <w:cnfStyle w:val="001000000000" w:firstRow="0" w:lastRow="0" w:firstColumn="1" w:lastColumn="0" w:oddVBand="0" w:evenVBand="0" w:oddHBand="0" w:evenHBand="0" w:firstRowFirstColumn="0" w:firstRowLastColumn="0" w:lastRowFirstColumn="0" w:lastRowLastColumn="0"/>
             <w:tcW w:w="983" w:type="dxa"/>
-          </w:tcPr>
-          <w:p>
-            <w:pPr>
-              <w:pStyle w:val="TablaTexto"/>
+            <w:vAlign w:val="center"/>
+          </w:tcPr>
+          <w:p>
+            <w:pPr>
+              <w:pStyle w:val="TablaTexto"/>
+              <w:jc w:val="center"/>
             </w:pPr>
             <w:r>
               <w:t>R1.3</w:t>
@@ -480,10 +604,12 @@
           <w:tcPr>
             <w:cnfStyle w:val="001000000000" w:firstRow="0" w:lastRow="0" w:firstColumn="1" w:lastColumn="0" w:oddVBand="0" w:evenVBand="0" w:oddHBand="0" w:evenHBand="0" w:firstRowFirstColumn="0" w:firstRowLastColumn="0" w:lastRowFirstColumn="0" w:lastRowLastColumn="0"/>
             <w:tcW w:w="983" w:type="dxa"/>
-          </w:tcPr>
-          <w:p>
-            <w:pPr>
-              <w:pStyle w:val="TablaTexto"/>
+            <w:vAlign w:val="center"/>
+          </w:tcPr>
+          <w:p>
+            <w:pPr>
+              <w:pStyle w:val="TablaTexto"/>
+              <w:jc w:val="center"/>
             </w:pPr>
             <w:r>
               <w:t>R1.4</w:t>
@@ -575,7 +701,392 @@
           </w:p>
         </w:tc>
       </w:tr>
+      <w:tr>
+        <w:tc>
+          <w:tcPr>
+            <w:cnfStyle w:val="001000000000" w:firstRow="0" w:lastRow="0" w:firstColumn="1" w:lastColumn="0" w:oddVBand="0" w:evenVBand="0" w:oddHBand="0" w:evenHBand="0" w:firstRowFirstColumn="0" w:firstRowLastColumn="0" w:lastRowFirstColumn="0" w:lastRowLastColumn="0"/>
+            <w:tcW w:w="983" w:type="dxa"/>
+            <w:vAlign w:val="center"/>
+          </w:tcPr>
+          <w:p>
+            <w:pPr>
+              <w:pStyle w:val="TablaTexto"/>
+              <w:jc w:val="center"/>
+            </w:pPr>
+            <w:r>
+              <w:t>R1.6</w:t>
+            </w:r>
+          </w:p>
+        </w:tc>
+        <w:tc>
+          <w:tcPr>
+            <w:tcW w:w="2556" w:type="dxa"/>
+            <w:vAlign w:val="center"/>
+          </w:tcPr>
+          <w:p>
+            <w:pPr>
+              <w:pStyle w:val="TablaTexto"/>
+              <w:jc w:val="center"/>
+              <w:cnfStyle w:val="000000000000" w:firstRow="0" w:lastRow="0" w:firstColumn="0" w:lastColumn="0" w:oddVBand="0" w:evenVBand="0" w:oddHBand="0" w:evenHBand="0" w:firstRowFirstColumn="0" w:firstRowLastColumn="0" w:lastRowFirstColumn="0" w:lastRowLastColumn="0"/>
+            </w:pPr>
+            <w:r>
+              <w:t>Registro público de alumnado</w:t>
+            </w:r>
+          </w:p>
+        </w:tc>
+        <w:tc>
+          <w:tcPr>
+            <w:tcW w:w="4945" w:type="dxa"/>
+            <w:vAlign w:val="center"/>
+          </w:tcPr>
+          <w:p>
+            <w:pPr>
+              <w:pStyle w:val="TablaTexto"/>
+              <w:jc w:val="left"/>
+              <w:cnfStyle w:val="000000000000" w:firstRow="0" w:lastRow="0" w:firstColumn="0" w:lastColumn="0" w:oddVBand="0" w:evenVBand="0" w:oddHBand="0" w:evenHBand="0" w:firstRowFirstColumn="0" w:firstRowLastColumn="0" w:lastRowFirstColumn="0" w:lastRowLastColumn="0"/>
+            </w:pPr>
+            <w:r>
+              <w:t>El sistema debe permitir el registro público de usuarios de tipo Alumno, asignando dicho rol por defecto. Los roles Profesor y Admin solo podrán ser asignados por un administrador.</w:t>
+            </w:r>
+          </w:p>
+        </w:tc>
+      </w:tr>
+      <w:tr>
+        <w:trPr>
+          <w:cnfStyle w:val="000000100000" w:firstRow="0" w:lastRow="0" w:firstColumn="0" w:lastColumn="0" w:oddVBand="0" w:evenVBand="0" w:oddHBand="1" w:evenHBand="0" w:firstRowFirstColumn="0" w:firstRowLastColumn="0" w:lastRowFirstColumn="0" w:lastRowLastColumn="0"/>
+        </w:trPr>
+        <w:tc>
+          <w:tcPr>
+            <w:cnfStyle w:val="001000000000" w:firstRow="0" w:lastRow="0" w:firstColumn="1" w:lastColumn="0" w:oddVBand="0" w:evenVBand="0" w:oddHBand="0" w:evenHBand="0" w:firstRowFirstColumn="0" w:firstRowLastColumn="0" w:lastRowFirstColumn="0" w:lastRowLastColumn="0"/>
+            <w:tcW w:w="983" w:type="dxa"/>
+            <w:vAlign w:val="center"/>
+          </w:tcPr>
+          <w:p>
+            <w:pPr>
+              <w:pStyle w:val="TablaTexto"/>
+              <w:jc w:val="center"/>
+            </w:pPr>
+            <w:r>
+              <w:t>R1.7</w:t>
+            </w:r>
+          </w:p>
+        </w:tc>
+        <w:tc>
+          <w:tcPr>
+            <w:tcW w:w="2556" w:type="dxa"/>
+            <w:vAlign w:val="center"/>
+          </w:tcPr>
+          <w:p>
+            <w:pPr>
+              <w:pStyle w:val="TablaTexto"/>
+              <w:jc w:val="center"/>
+              <w:cnfStyle w:val="000000100000" w:firstRow="0" w:lastRow="0" w:firstColumn="0" w:lastColumn="0" w:oddVBand="0" w:evenVBand="0" w:oddHBand="1" w:evenHBand="0" w:firstRowFirstColumn="0" w:firstRowLastColumn="0" w:lastRowFirstColumn="0" w:lastRowLastColumn="0"/>
+            </w:pPr>
+            <w:r>
+              <w:t>Consulta de sesión autenticada</w:t>
+            </w:r>
+          </w:p>
+        </w:tc>
+        <w:tc>
+          <w:tcPr>
+            <w:tcW w:w="4945" w:type="dxa"/>
+            <w:vAlign w:val="center"/>
+          </w:tcPr>
+          <w:p>
+            <w:pPr>
+              <w:pStyle w:val="TablaTexto"/>
+              <w:jc w:val="left"/>
+              <w:cnfStyle w:val="000000100000" w:firstRow="0" w:lastRow="0" w:firstColumn="0" w:lastColumn="0" w:oddVBand="0" w:evenVBand="0" w:oddHBand="1" w:evenHBand="0" w:firstRowFirstColumn="0" w:firstRowLastColumn="0" w:lastRowFirstColumn="0" w:lastRowLastColumn="0"/>
+            </w:pPr>
+            <w:r>
+              <w:t>El sistema debe permitir a un usuario autenticado consultar sus datos básicos de sesión y perfil.</w:t>
+            </w:r>
+          </w:p>
+        </w:tc>
+      </w:tr>
+      <w:tr>
+        <w:tc>
+          <w:tcPr>
+            <w:cnfStyle w:val="001000000000" w:firstRow="0" w:lastRow="0" w:firstColumn="1" w:lastColumn="0" w:oddVBand="0" w:evenVBand="0" w:oddHBand="0" w:evenHBand="0" w:firstRowFirstColumn="0" w:firstRowLastColumn="0" w:lastRowFirstColumn="0" w:lastRowLastColumn="0"/>
+            <w:tcW w:w="983" w:type="dxa"/>
+            <w:vAlign w:val="center"/>
+          </w:tcPr>
+          <w:p>
+            <w:pPr>
+              <w:pStyle w:val="TablaTexto"/>
+              <w:jc w:val="center"/>
+            </w:pPr>
+            <w:r>
+              <w:t>R1.8</w:t>
+            </w:r>
+          </w:p>
+        </w:tc>
+        <w:tc>
+          <w:tcPr>
+            <w:tcW w:w="2556" w:type="dxa"/>
+            <w:vAlign w:val="center"/>
+          </w:tcPr>
+          <w:p>
+            <w:pPr>
+              <w:pStyle w:val="TablaTexto"/>
+              <w:jc w:val="center"/>
+              <w:cnfStyle w:val="000000000000" w:firstRow="0" w:lastRow="0" w:firstColumn="0" w:lastColumn="0" w:oddVBand="0" w:evenVBand="0" w:oddHBand="0" w:evenHBand="0" w:firstRowFirstColumn="0" w:firstRowLastColumn="0" w:lastRowFirstColumn="0" w:lastRowLastColumn="0"/>
+            </w:pPr>
+            <w:r>
+              <w:t>Restauración controlada de sesión</w:t>
+            </w:r>
+          </w:p>
+        </w:tc>
+        <w:tc>
+          <w:tcPr>
+            <w:tcW w:w="4945" w:type="dxa"/>
+            <w:vAlign w:val="center"/>
+          </w:tcPr>
+          <w:p>
+            <w:pPr>
+              <w:pStyle w:val="TablaTexto"/>
+              <w:jc w:val="left"/>
+              <w:cnfStyle w:val="000000000000" w:firstRow="0" w:lastRow="0" w:firstColumn="0" w:lastColumn="0" w:oddVBand="0" w:evenVBand="0" w:oddHBand="0" w:evenHBand="0" w:firstRowFirstColumn="0" w:firstRowLastColumn="0" w:lastRowFirstColumn="0" w:lastRowLastColumn="0"/>
+            </w:pPr>
+            <w:r>
+              <w:t>El sistema debe poder restaurar una sesión válida al recargar la aplicación mediante un mecanismo de renovación controlado.</w:t>
+            </w:r>
+          </w:p>
+        </w:tc>
+      </w:tr>
+      <w:tr>
+        <w:trPr>
+          <w:cnfStyle w:val="000000100000" w:firstRow="0" w:lastRow="0" w:firstColumn="0" w:lastColumn="0" w:oddVBand="0" w:evenVBand="0" w:oddHBand="1" w:evenHBand="0" w:firstRowFirstColumn="0" w:firstRowLastColumn="0" w:lastRowFirstColumn="0" w:lastRowLastColumn="0"/>
+        </w:trPr>
+        <w:tc>
+          <w:tcPr>
+            <w:cnfStyle w:val="001000000000" w:firstRow="0" w:lastRow="0" w:firstColumn="1" w:lastColumn="0" w:oddVBand="0" w:evenVBand="0" w:oddHBand="0" w:evenHBand="0" w:firstRowFirstColumn="0" w:firstRowLastColumn="0" w:lastRowFirstColumn="0" w:lastRowLastColumn="0"/>
+            <w:tcW w:w="983" w:type="dxa"/>
+            <w:vAlign w:val="center"/>
+          </w:tcPr>
+          <w:p>
+            <w:pPr>
+              <w:pStyle w:val="TablaTexto"/>
+              <w:jc w:val="center"/>
+            </w:pPr>
+            <w:r>
+              <w:t>R1.9</w:t>
+            </w:r>
+          </w:p>
+        </w:tc>
+        <w:tc>
+          <w:tcPr>
+            <w:tcW w:w="2556" w:type="dxa"/>
+            <w:vAlign w:val="center"/>
+          </w:tcPr>
+          <w:p>
+            <w:pPr>
+              <w:pStyle w:val="TablaTexto"/>
+              <w:jc w:val="center"/>
+              <w:cnfStyle w:val="000000100000" w:firstRow="0" w:lastRow="0" w:firstColumn="0" w:lastColumn="0" w:oddVBand="0" w:evenVBand="0" w:oddHBand="1" w:evenHBand="0" w:firstRowFirstColumn="0" w:firstRowLastColumn="0" w:lastRowFirstColumn="0" w:lastRowLastColumn="0"/>
+            </w:pPr>
+            <w:r>
+              <w:t>Cambio de contraseña propio</w:t>
+            </w:r>
+          </w:p>
+        </w:tc>
+        <w:tc>
+          <w:tcPr>
+            <w:tcW w:w="4945" w:type="dxa"/>
+            <w:vAlign w:val="center"/>
+          </w:tcPr>
+          <w:p>
+            <w:pPr>
+              <w:pStyle w:val="TablaTexto"/>
+              <w:jc w:val="left"/>
+              <w:cnfStyle w:val="000000100000" w:firstRow="0" w:lastRow="0" w:firstColumn="0" w:lastColumn="0" w:oddVBand="0" w:evenVBand="0" w:oddHBand="1" w:evenHBand="0" w:firstRowFirstColumn="0" w:firstRowLastColumn="0" w:lastRowFirstColumn="0" w:lastRowLastColumn="0"/>
+            </w:pPr>
+            <w:r>
+              <w:t xml:space="preserve">El usuario autenticado debe poder cambiar su propia contraseña proporcionando sus credenciales actuales según la política definida. El cambio debe invalidar el resto de </w:t>
+            </w:r>
+            <w:r>
+              <w:t>las sesiones</w:t>
+            </w:r>
+            <w:r>
+              <w:t xml:space="preserve"> activas.</w:t>
+            </w:r>
+          </w:p>
+        </w:tc>
+      </w:tr>
+      <w:tr>
+        <w:tc>
+          <w:tcPr>
+            <w:cnfStyle w:val="001000000000" w:firstRow="0" w:lastRow="0" w:firstColumn="1" w:lastColumn="0" w:oddVBand="0" w:evenVBand="0" w:oddHBand="0" w:evenHBand="0" w:firstRowFirstColumn="0" w:firstRowLastColumn="0" w:lastRowFirstColumn="0" w:lastRowLastColumn="0"/>
+            <w:tcW w:w="983" w:type="dxa"/>
+            <w:vAlign w:val="center"/>
+          </w:tcPr>
+          <w:p>
+            <w:pPr>
+              <w:pStyle w:val="TablaTexto"/>
+              <w:jc w:val="center"/>
+            </w:pPr>
+            <w:r>
+              <w:t>R1.10</w:t>
+            </w:r>
+          </w:p>
+        </w:tc>
+        <w:tc>
+          <w:tcPr>
+            <w:tcW w:w="2556" w:type="dxa"/>
+            <w:vAlign w:val="center"/>
+          </w:tcPr>
+          <w:p>
+            <w:pPr>
+              <w:pStyle w:val="TablaTexto"/>
+              <w:jc w:val="center"/>
+              <w:cnfStyle w:val="000000000000" w:firstRow="0" w:lastRow="0" w:firstColumn="0" w:lastColumn="0" w:oddVBand="0" w:evenVBand="0" w:oddHBand="0" w:evenHBand="0" w:firstRowFirstColumn="0" w:firstRowLastColumn="0" w:lastRowFirstColumn="0" w:lastRowLastColumn="0"/>
+            </w:pPr>
+            <w:r>
+              <w:t>Restricción de correo institucional</w:t>
+            </w:r>
+          </w:p>
+        </w:tc>
+        <w:tc>
+          <w:tcPr>
+            <w:tcW w:w="4945" w:type="dxa"/>
+            <w:vAlign w:val="center"/>
+          </w:tcPr>
+          <w:p>
+            <w:pPr>
+              <w:pStyle w:val="TablaTexto"/>
+              <w:jc w:val="left"/>
+              <w:cnfStyle w:val="000000000000" w:firstRow="0" w:lastRow="0" w:firstColumn="0" w:lastColumn="0" w:oddVBand="0" w:evenVBand="0" w:oddHBand="0" w:evenHBand="0" w:firstRowFirstColumn="0" w:firstRowLastColumn="0" w:lastRowFirstColumn="0" w:lastRowLastColumn="0"/>
+            </w:pPr>
+            <w:r>
+              <w:t>El registro público debe aceptar únicamente cuentas de correo institucional de la Universidad de Oviedo con el patrón definido por el sistema.</w:t>
+            </w:r>
+          </w:p>
+        </w:tc>
+      </w:tr>
+      <w:tr>
+        <w:trPr>
+          <w:cnfStyle w:val="000000100000" w:firstRow="0" w:lastRow="0" w:firstColumn="0" w:lastColumn="0" w:oddVBand="0" w:evenVBand="0" w:oddHBand="1" w:evenHBand="0" w:firstRowFirstColumn="0" w:firstRowLastColumn="0" w:lastRowFirstColumn="0" w:lastRowLastColumn="0"/>
+        </w:trPr>
+        <w:tc>
+          <w:tcPr>
+            <w:cnfStyle w:val="001000000000" w:firstRow="0" w:lastRow="0" w:firstColumn="1" w:lastColumn="0" w:oddVBand="0" w:evenVBand="0" w:oddHBand="0" w:evenHBand="0" w:firstRowFirstColumn="0" w:firstRowLastColumn="0" w:lastRowFirstColumn="0" w:lastRowLastColumn="0"/>
+            <w:tcW w:w="983" w:type="dxa"/>
+            <w:vAlign w:val="center"/>
+          </w:tcPr>
+          <w:p>
+            <w:pPr>
+              <w:pStyle w:val="TablaTexto"/>
+              <w:jc w:val="center"/>
+            </w:pPr>
+            <w:r>
+              <w:t>R1.11</w:t>
+            </w:r>
+          </w:p>
+        </w:tc>
+        <w:tc>
+          <w:tcPr>
+            <w:tcW w:w="2556" w:type="dxa"/>
+            <w:vAlign w:val="center"/>
+          </w:tcPr>
+          <w:p>
+            <w:pPr>
+              <w:pStyle w:val="TablaTexto"/>
+              <w:jc w:val="center"/>
+              <w:cnfStyle w:val="000000100000" w:firstRow="0" w:lastRow="0" w:firstColumn="0" w:lastColumn="0" w:oddVBand="0" w:evenVBand="0" w:oddHBand="1" w:evenHBand="0" w:firstRowFirstColumn="0" w:firstRowLastColumn="0" w:lastRowFirstColumn="0" w:lastRowLastColumn="0"/>
+            </w:pPr>
+            <w:r>
+              <w:t>Unicidad de rol por usuario</w:t>
+            </w:r>
+          </w:p>
+        </w:tc>
+        <w:tc>
+          <w:tcPr>
+            <w:tcW w:w="4945" w:type="dxa"/>
+            <w:vAlign w:val="center"/>
+          </w:tcPr>
+          <w:p>
+            <w:pPr>
+              <w:pStyle w:val="TablaTexto"/>
+              <w:jc w:val="left"/>
+              <w:cnfStyle w:val="000000100000" w:firstRow="0" w:lastRow="0" w:firstColumn="0" w:lastColumn="0" w:oddVBand="0" w:evenVBand="0" w:oddHBand="1" w:evenHBand="0" w:firstRowFirstColumn="0" w:firstRowLastColumn="0" w:lastRowFirstColumn="0" w:lastRowLastColumn="0"/>
+            </w:pPr>
+            <w:r>
+              <w:t>Cada usuario tendrá un único rol activo dentro del sistema en cada momento.</w:t>
+            </w:r>
+          </w:p>
+        </w:tc>
+      </w:tr>
+      <w:tr>
+        <w:tc>
+          <w:tcPr>
+            <w:cnfStyle w:val="001000000000" w:firstRow="0" w:lastRow="0" w:firstColumn="1" w:lastColumn="0" w:oddVBand="0" w:evenVBand="0" w:oddHBand="0" w:evenHBand="0" w:firstRowFirstColumn="0" w:firstRowLastColumn="0" w:lastRowFirstColumn="0" w:lastRowLastColumn="0"/>
+            <w:tcW w:w="983" w:type="dxa"/>
+            <w:vAlign w:val="center"/>
+          </w:tcPr>
+          <w:p>
+            <w:pPr>
+              <w:pStyle w:val="TablaTexto"/>
+              <w:jc w:val="center"/>
+            </w:pPr>
+            <w:r>
+              <w:t>R1.12</w:t>
+            </w:r>
+          </w:p>
+        </w:tc>
+        <w:tc>
+          <w:tcPr>
+            <w:tcW w:w="2556" w:type="dxa"/>
+            <w:vAlign w:val="center"/>
+          </w:tcPr>
+          <w:p>
+            <w:pPr>
+              <w:pStyle w:val="TablaTexto"/>
+              <w:jc w:val="center"/>
+              <w:cnfStyle w:val="000000000000" w:firstRow="0" w:lastRow="0" w:firstColumn="0" w:lastColumn="0" w:oddVBand="0" w:evenVBand="0" w:oddHBand="0" w:evenHBand="0" w:firstRowFirstColumn="0" w:firstRowLastColumn="0" w:lastRowFirstColumn="0" w:lastRowLastColumn="0"/>
+            </w:pPr>
+            <w:r>
+              <w:t>Borrado lógico de usuarios</w:t>
+            </w:r>
+          </w:p>
+        </w:tc>
+        <w:tc>
+          <w:tcPr>
+            <w:tcW w:w="4945" w:type="dxa"/>
+            <w:vAlign w:val="center"/>
+          </w:tcPr>
+          <w:p>
+            <w:pPr>
+              <w:pStyle w:val="TablaTexto"/>
+              <w:jc w:val="left"/>
+              <w:cnfStyle w:val="000000000000" w:firstRow="0" w:lastRow="0" w:firstColumn="0" w:lastColumn="0" w:oddVBand="0" w:evenVBand="0" w:oddHBand="0" w:evenHBand="0" w:firstRowFirstColumn="0" w:firstRowLastColumn="0" w:lastRowFirstColumn="0" w:lastRowLastColumn="0"/>
+            </w:pPr>
+            <w:r>
+              <w:t>El rol Admin debe poder realizar un borrado lógico de cuentas, de forma que la cuenta deje de estar operativa sin perder trazabilidad ni datos históricos asociados.</w:t>
+            </w:r>
+          </w:p>
+        </w:tc>
+      </w:tr>
     </w:tbl>
+    <w:p>
+      <w:pPr>
+        <w:pStyle w:val="H2"/>
+      </w:pPr>
+    </w:p>
+    <w:p>
+      <w:pPr>
+        <w:spacing w:after="160" w:line="278" w:lineRule="auto"/>
+        <w:rPr>
+          <w:rFonts w:eastAsiaTheme="majorEastAsia" w:cstheme="majorBidi"/>
+          <w:b/>
+          <w:color w:val="0F4761" w:themeColor="accent1" w:themeShade="BF"/>
+          <w:sz w:val="26"/>
+          <w:szCs w:val="32"/>
+        </w:rPr>
+      </w:pPr>
+      <w:r>
+        <w:br w:type="page"/>
+      </w:r>
+    </w:p>
     <w:p>
       <w:pPr>
         <w:pStyle w:val="H2"/>
@@ -1823,7 +2334,23 @@
               <w:t xml:space="preserve"> </w:t>
             </w:r>
             <w:r>
-              <w:t>Cada intento debe registrar al menos: usuario, cuestionario, timestamp inicio, timestamp fin, puntuación.</w:t>
+              <w:t xml:space="preserve">Cada intento debe registrar al menos: usuario, cuestionario, </w:t>
+            </w:r>
+            <w:proofErr w:type="spellStart"/>
+            <w:r>
+              <w:t>timestamp</w:t>
+            </w:r>
+            <w:proofErr w:type="spellEnd"/>
+            <w:r>
+              <w:t xml:space="preserve"> inicio, </w:t>
+            </w:r>
+            <w:proofErr w:type="spellStart"/>
+            <w:r>
+              <w:t>timestamp</w:t>
+            </w:r>
+            <w:proofErr w:type="spellEnd"/>
+            <w:r>
+              <w:t xml:space="preserve"> fin, puntuación.</w:t>
             </w:r>
           </w:p>
         </w:tc>
@@ -2993,11 +3520,6 @@
     </w:tbl>
     <w:p>
       <w:pPr>
-        <w:pStyle w:val="Cuerpo"/>
-      </w:pPr>
-    </w:p>
-    <w:p>
-      <w:pPr>
         <w:spacing w:after="160" w:line="278" w:lineRule="auto"/>
         <w:rPr>
           <w:rFonts w:eastAsiaTheme="majorEastAsia" w:cstheme="majorBidi"/>
@@ -3007,16 +3529,12 @@
           <w:szCs w:val="28"/>
         </w:rPr>
       </w:pPr>
-      <w:r>
-        <w:br w:type="page"/>
-      </w:r>
     </w:p>
     <w:p>
       <w:pPr>
         <w:pStyle w:val="H3"/>
       </w:pPr>
       <w:r>
-        <w:lastRenderedPageBreak/>
         <w:t>3.2.3 Requisitos de usabilidad</w:t>
       </w:r>
     </w:p>
@@ -3196,6 +3714,7 @@
         <w:pStyle w:val="H3"/>
       </w:pPr>
       <w:r>
+        <w:lastRenderedPageBreak/>
         <w:t>3.2.4 Requisitos de seguridad</w:t>
       </w:r>
     </w:p>
@@ -3217,7 +3736,7 @@
         <w:tc>
           <w:tcPr>
             <w:cnfStyle w:val="001000000000" w:firstRow="0" w:lastRow="0" w:firstColumn="1" w:lastColumn="0" w:oddVBand="0" w:evenVBand="0" w:oddHBand="0" w:evenHBand="0" w:firstRowFirstColumn="0" w:firstRowLastColumn="0" w:lastRowFirstColumn="0" w:lastRowLastColumn="0"/>
-            <w:tcW w:w="1474" w:type="dxa"/>
+            <w:tcW w:w="1995" w:type="dxa"/>
             <w:vAlign w:val="center"/>
           </w:tcPr>
           <w:p>
@@ -3231,7 +3750,7 @@
         </w:tc>
         <w:tc>
           <w:tcPr>
-            <w:tcW w:w="2381" w:type="dxa"/>
+            <w:tcW w:w="2181" w:type="dxa"/>
             <w:vAlign w:val="center"/>
           </w:tcPr>
           <w:p>
@@ -3246,7 +3765,7 @@
         </w:tc>
         <w:tc>
           <w:tcPr>
-            <w:tcW w:w="6350" w:type="dxa"/>
+            <w:tcW w:w="4318" w:type="dxa"/>
             <w:vAlign w:val="center"/>
           </w:tcPr>
           <w:p>
@@ -3267,7 +3786,7 @@
         <w:tc>
           <w:tcPr>
             <w:cnfStyle w:val="001000000000" w:firstRow="0" w:lastRow="0" w:firstColumn="1" w:lastColumn="0" w:oddVBand="0" w:evenVBand="0" w:oddHBand="0" w:evenHBand="0" w:firstRowFirstColumn="0" w:firstRowLastColumn="0" w:lastRowFirstColumn="0" w:lastRowLastColumn="0"/>
-            <w:tcW w:w="2835" w:type="dxa"/>
+            <w:tcW w:w="1995" w:type="dxa"/>
             <w:vAlign w:val="center"/>
           </w:tcPr>
           <w:p>
@@ -3282,7 +3801,7 @@
         </w:tc>
         <w:tc>
           <w:tcPr>
-            <w:tcW w:w="2835" w:type="dxa"/>
+            <w:tcW w:w="2181" w:type="dxa"/>
             <w:vAlign w:val="center"/>
           </w:tcPr>
           <w:p>
@@ -3298,7 +3817,7 @@
         </w:tc>
         <w:tc>
           <w:tcPr>
-            <w:tcW w:w="2835" w:type="dxa"/>
+            <w:tcW w:w="4318" w:type="dxa"/>
             <w:vAlign w:val="center"/>
           </w:tcPr>
           <w:p>
@@ -3316,7 +3835,7 @@
         <w:tc>
           <w:tcPr>
             <w:cnfStyle w:val="001000000000" w:firstRow="0" w:lastRow="0" w:firstColumn="1" w:lastColumn="0" w:oddVBand="0" w:evenVBand="0" w:oddHBand="0" w:evenHBand="0" w:firstRowFirstColumn="0" w:firstRowLastColumn="0" w:lastRowFirstColumn="0" w:lastRowLastColumn="0"/>
-            <w:tcW w:w="2835" w:type="dxa"/>
+            <w:tcW w:w="1995" w:type="dxa"/>
             <w:vAlign w:val="center"/>
           </w:tcPr>
           <w:p>
@@ -3331,7 +3850,7 @@
         </w:tc>
         <w:tc>
           <w:tcPr>
-            <w:tcW w:w="2835" w:type="dxa"/>
+            <w:tcW w:w="2181" w:type="dxa"/>
             <w:vAlign w:val="center"/>
           </w:tcPr>
           <w:p>
@@ -3347,7 +3866,7 @@
         </w:tc>
         <w:tc>
           <w:tcPr>
-            <w:tcW w:w="2835" w:type="dxa"/>
+            <w:tcW w:w="4318" w:type="dxa"/>
             <w:vAlign w:val="center"/>
           </w:tcPr>
           <w:p>
@@ -3356,7 +3875,15 @@
               <w:cnfStyle w:val="000000000000" w:firstRow="0" w:lastRow="0" w:firstColumn="0" w:lastColumn="0" w:oddVBand="0" w:evenVBand="0" w:oddHBand="0" w:evenHBand="0" w:firstRowFirstColumn="0" w:firstRowLastColumn="0" w:lastRowFirstColumn="0" w:lastRowLastColumn="0"/>
             </w:pPr>
             <w:r>
-              <w:t>Cada endpoint debe comprobar permisos del rol y del propietario de los datos.</w:t>
+              <w:t xml:space="preserve">Cada </w:t>
+            </w:r>
+            <w:proofErr w:type="spellStart"/>
+            <w:r>
+              <w:t>endpoint</w:t>
+            </w:r>
+            <w:proofErr w:type="spellEnd"/>
+            <w:r>
+              <w:t xml:space="preserve"> debe comprobar permisos del rol y del propietario de los datos.</w:t>
             </w:r>
           </w:p>
         </w:tc>
@@ -3368,7 +3895,7 @@
         <w:tc>
           <w:tcPr>
             <w:cnfStyle w:val="001000000000" w:firstRow="0" w:lastRow="0" w:firstColumn="1" w:lastColumn="0" w:oddVBand="0" w:evenVBand="0" w:oddHBand="0" w:evenHBand="0" w:firstRowFirstColumn="0" w:firstRowLastColumn="0" w:lastRowFirstColumn="0" w:lastRowLastColumn="0"/>
-            <w:tcW w:w="2835" w:type="dxa"/>
+            <w:tcW w:w="1995" w:type="dxa"/>
             <w:vAlign w:val="center"/>
           </w:tcPr>
           <w:p>
@@ -3383,7 +3910,7 @@
         </w:tc>
         <w:tc>
           <w:tcPr>
-            <w:tcW w:w="2835" w:type="dxa"/>
+            <w:tcW w:w="2181" w:type="dxa"/>
             <w:vAlign w:val="center"/>
           </w:tcPr>
           <w:p>
@@ -3399,7 +3926,7 @@
         </w:tc>
         <w:tc>
           <w:tcPr>
-            <w:tcW w:w="2835" w:type="dxa"/>
+            <w:tcW w:w="4318" w:type="dxa"/>
             <w:vAlign w:val="center"/>
           </w:tcPr>
           <w:p>
@@ -3417,7 +3944,7 @@
         <w:tc>
           <w:tcPr>
             <w:cnfStyle w:val="001000000000" w:firstRow="0" w:lastRow="0" w:firstColumn="1" w:lastColumn="0" w:oddVBand="0" w:evenVBand="0" w:oddHBand="0" w:evenHBand="0" w:firstRowFirstColumn="0" w:firstRowLastColumn="0" w:lastRowFirstColumn="0" w:lastRowLastColumn="0"/>
-            <w:tcW w:w="2835" w:type="dxa"/>
+            <w:tcW w:w="1995" w:type="dxa"/>
             <w:vAlign w:val="center"/>
           </w:tcPr>
           <w:p>
@@ -3432,7 +3959,7 @@
         </w:tc>
         <w:tc>
           <w:tcPr>
-            <w:tcW w:w="2835" w:type="dxa"/>
+            <w:tcW w:w="2181" w:type="dxa"/>
             <w:vAlign w:val="center"/>
           </w:tcPr>
           <w:p>
@@ -3448,7 +3975,7 @@
         </w:tc>
         <w:tc>
           <w:tcPr>
-            <w:tcW w:w="2835" w:type="dxa"/>
+            <w:tcW w:w="4318" w:type="dxa"/>
             <w:vAlign w:val="center"/>
           </w:tcPr>
           <w:p>
@@ -3478,7 +4005,7 @@
         <w:tc>
           <w:tcPr>
             <w:cnfStyle w:val="001000000000" w:firstRow="0" w:lastRow="0" w:firstColumn="1" w:lastColumn="0" w:oddVBand="0" w:evenVBand="0" w:oddHBand="0" w:evenHBand="0" w:firstRowFirstColumn="0" w:firstRowLastColumn="0" w:lastRowFirstColumn="0" w:lastRowLastColumn="0"/>
-            <w:tcW w:w="2835" w:type="dxa"/>
+            <w:tcW w:w="1995" w:type="dxa"/>
             <w:vAlign w:val="center"/>
           </w:tcPr>
           <w:p>
@@ -3493,7 +4020,7 @@
         </w:tc>
         <w:tc>
           <w:tcPr>
-            <w:tcW w:w="2835" w:type="dxa"/>
+            <w:tcW w:w="2181" w:type="dxa"/>
             <w:vAlign w:val="center"/>
           </w:tcPr>
           <w:p>
@@ -3509,7 +4036,7 @@
         </w:tc>
         <w:tc>
           <w:tcPr>
-            <w:tcW w:w="2835" w:type="dxa"/>
+            <w:tcW w:w="4318" w:type="dxa"/>
             <w:vAlign w:val="center"/>
           </w:tcPr>
           <w:p>
@@ -3536,10 +4063,68 @@
               <w:t>, e</w:t>
             </w:r>
             <w:r>
-              <w:t>scribiéndolas en los logs estándar de la consola del servidor (stdout)</w:t>
+              <w:t>scribiéndolas en los logs estándar de la consola del servidor (</w:t>
+            </w:r>
+            <w:proofErr w:type="spellStart"/>
+            <w:r>
+              <w:t>stdout</w:t>
+            </w:r>
+            <w:proofErr w:type="spellEnd"/>
+            <w:r>
+              <w:t>)</w:t>
             </w:r>
             <w:r>
               <w:t>.</w:t>
+            </w:r>
+          </w:p>
+        </w:tc>
+      </w:tr>
+      <w:tr>
+        <w:tc>
+          <w:tcPr>
+            <w:cnfStyle w:val="001000000000" w:firstRow="0" w:lastRow="0" w:firstColumn="1" w:lastColumn="0" w:oddVBand="0" w:evenVBand="0" w:oddHBand="0" w:evenHBand="0" w:firstRowFirstColumn="0" w:firstRowLastColumn="0" w:lastRowFirstColumn="0" w:lastRowLastColumn="0"/>
+            <w:tcW w:w="1995" w:type="dxa"/>
+            <w:vAlign w:val="center"/>
+          </w:tcPr>
+          <w:p>
+            <w:pPr>
+              <w:pStyle w:val="TablaTexto"/>
+              <w:jc w:val="center"/>
+            </w:pPr>
+            <w:r>
+              <w:t>RNF-S6</w:t>
+            </w:r>
+          </w:p>
+        </w:tc>
+        <w:tc>
+          <w:tcPr>
+            <w:tcW w:w="2181" w:type="dxa"/>
+            <w:vAlign w:val="center"/>
+          </w:tcPr>
+          <w:p>
+            <w:pPr>
+              <w:pStyle w:val="TablaTexto"/>
+              <w:jc w:val="center"/>
+              <w:cnfStyle w:val="000000000000" w:firstRow="0" w:lastRow="0" w:firstColumn="0" w:lastColumn="0" w:oddVBand="0" w:evenVBand="0" w:oddHBand="0" w:evenHBand="0" w:firstRowFirstColumn="0" w:firstRowLastColumn="0" w:lastRowFirstColumn="0" w:lastRowLastColumn="0"/>
+            </w:pPr>
+            <w:r>
+              <w:t>Revocación de sesiones</w:t>
+            </w:r>
+          </w:p>
+        </w:tc>
+        <w:tc>
+          <w:tcPr>
+            <w:tcW w:w="4318" w:type="dxa"/>
+            <w:vAlign w:val="center"/>
+          </w:tcPr>
+          <w:p>
+            <w:pPr>
+              <w:pStyle w:val="TablaTexto"/>
+              <w:jc w:val="center"/>
+              <w:cnfStyle w:val="000000000000" w:firstRow="0" w:lastRow="0" w:firstColumn="0" w:lastColumn="0" w:oddVBand="0" w:evenVBand="0" w:oddHBand="0" w:evenHBand="0" w:firstRowFirstColumn="0" w:firstRowLastColumn="0" w:lastRowFirstColumn="0" w:lastRowLastColumn="0"/>
+            </w:pPr>
+            <w:r>
+              <w:t>Operaciones sensibles como cambio de contraseña, restablecimiento administrativo o cierre de sesión deben revocar las sesiones afectadas.</w:t>
             </w:r>
           </w:p>
         </w:tc>
@@ -3846,17 +4431,28 @@
               <w:cnfStyle w:val="000000000000" w:firstRow="0" w:lastRow="0" w:firstColumn="0" w:lastColumn="0" w:oddVBand="0" w:evenVBand="0" w:oddHBand="0" w:evenHBand="0" w:firstRowFirstColumn="0" w:firstRowLastColumn="0" w:lastRowFirstColumn="0" w:lastRowLastColumn="0"/>
             </w:pPr>
             <w:r>
-              <w:t>El sistema debe paginar o cargar de forma perezosa (lazy loading) los listados largos de preguntas y cuestionarios para garantizar el rendimiento.</w:t>
+              <w:t>El sistema debe paginar o cargar de forma perezosa (</w:t>
+            </w:r>
+            <w:proofErr w:type="spellStart"/>
+            <w:r>
+              <w:t>lazy</w:t>
+            </w:r>
+            <w:proofErr w:type="spellEnd"/>
+            <w:r>
+              <w:t xml:space="preserve"> </w:t>
+            </w:r>
+            <w:proofErr w:type="spellStart"/>
+            <w:r>
+              <w:t>loading</w:t>
+            </w:r>
+            <w:proofErr w:type="spellEnd"/>
+            <w:r>
+              <w:t>) los listados largos de preguntas y cuestionarios para garantizar el rendimiento.</w:t>
             </w:r>
           </w:p>
         </w:tc>
       </w:tr>
     </w:tbl>
-    <w:p>
-      <w:pPr>
-        <w:pStyle w:val="Cuerpo"/>
-      </w:pPr>
-    </w:p>
     <w:p>
       <w:pPr>
         <w:spacing w:after="160" w:line="278" w:lineRule="auto"/>
@@ -3868,16 +4464,12 @@
           <w:szCs w:val="28"/>
         </w:rPr>
       </w:pPr>
-      <w:r>
-        <w:br w:type="page"/>
-      </w:r>
     </w:p>
     <w:p>
       <w:pPr>
         <w:pStyle w:val="H3"/>
       </w:pPr>
       <w:r>
-        <w:lastRenderedPageBreak/>
         <w:t>3.2.6 Privacidad y cumplimiento</w:t>
       </w:r>
     </w:p>
@@ -4026,6 +4618,7 @@
         <w:pStyle w:val="H1"/>
       </w:pPr>
       <w:r>
+        <w:lastRenderedPageBreak/>
         <w:t>4. Trazabilidad (Casos de uso ↔ Requisitos)</w:t>
       </w:r>
     </w:p>
@@ -4054,7 +4647,7 @@
         <w:tc>
           <w:tcPr>
             <w:cnfStyle w:val="001000000000" w:firstRow="0" w:lastRow="0" w:firstColumn="1" w:lastColumn="0" w:oddVBand="0" w:evenVBand="0" w:oddHBand="0" w:evenHBand="0" w:firstRowFirstColumn="0" w:firstRowLastColumn="0" w:lastRowFirstColumn="0" w:lastRowLastColumn="0"/>
-            <w:tcW w:w="3969" w:type="dxa"/>
+            <w:tcW w:w="3636" w:type="dxa"/>
           </w:tcPr>
           <w:p>
             <w:pPr>
@@ -4067,7 +4660,7 @@
         </w:tc>
         <w:tc>
           <w:tcPr>
-            <w:tcW w:w="6236" w:type="dxa"/>
+            <w:tcW w:w="4858" w:type="dxa"/>
           </w:tcPr>
           <w:p>
             <w:pPr>
@@ -4087,7 +4680,7 @@
         <w:tc>
           <w:tcPr>
             <w:cnfStyle w:val="001000000000" w:firstRow="0" w:lastRow="0" w:firstColumn="1" w:lastColumn="0" w:oddVBand="0" w:evenVBand="0" w:oddHBand="0" w:evenHBand="0" w:firstRowFirstColumn="0" w:firstRowLastColumn="0" w:lastRowFirstColumn="0" w:lastRowLastColumn="0"/>
-            <w:tcW w:w="4252" w:type="dxa"/>
+            <w:tcW w:w="3636" w:type="dxa"/>
           </w:tcPr>
           <w:p>
             <w:pPr>
@@ -4100,7 +4693,7 @@
         </w:tc>
         <w:tc>
           <w:tcPr>
-            <w:tcW w:w="4252" w:type="dxa"/>
+            <w:tcW w:w="4858" w:type="dxa"/>
           </w:tcPr>
           <w:p>
             <w:pPr>
@@ -4117,7 +4710,7 @@
         <w:tc>
           <w:tcPr>
             <w:cnfStyle w:val="001000000000" w:firstRow="0" w:lastRow="0" w:firstColumn="1" w:lastColumn="0" w:oddVBand="0" w:evenVBand="0" w:oddHBand="0" w:evenHBand="0" w:firstRowFirstColumn="0" w:firstRowLastColumn="0" w:lastRowFirstColumn="0" w:lastRowLastColumn="0"/>
-            <w:tcW w:w="4252" w:type="dxa"/>
+            <w:tcW w:w="3636" w:type="dxa"/>
           </w:tcPr>
           <w:p>
             <w:pPr>
@@ -4130,7 +4723,7 @@
         </w:tc>
         <w:tc>
           <w:tcPr>
-            <w:tcW w:w="4252" w:type="dxa"/>
+            <w:tcW w:w="4858" w:type="dxa"/>
           </w:tcPr>
           <w:p>
             <w:pPr>
@@ -4150,7 +4743,7 @@
         <w:tc>
           <w:tcPr>
             <w:cnfStyle w:val="001000000000" w:firstRow="0" w:lastRow="0" w:firstColumn="1" w:lastColumn="0" w:oddVBand="0" w:evenVBand="0" w:oddHBand="0" w:evenHBand="0" w:firstRowFirstColumn="0" w:firstRowLastColumn="0" w:lastRowFirstColumn="0" w:lastRowLastColumn="0"/>
-            <w:tcW w:w="4252" w:type="dxa"/>
+            <w:tcW w:w="3636" w:type="dxa"/>
           </w:tcPr>
           <w:p>
             <w:pPr>
@@ -4163,7 +4756,7 @@
         </w:tc>
         <w:tc>
           <w:tcPr>
-            <w:tcW w:w="4252" w:type="dxa"/>
+            <w:tcW w:w="4858" w:type="dxa"/>
           </w:tcPr>
           <w:p>
             <w:pPr>
@@ -4171,7 +4764,7 @@
               <w:cnfStyle w:val="000000100000" w:firstRow="0" w:lastRow="0" w:firstColumn="0" w:lastColumn="0" w:oddVBand="0" w:evenVBand="0" w:oddHBand="1" w:evenHBand="0" w:firstRowFirstColumn="0" w:firstRowLastColumn="0" w:lastRowFirstColumn="0" w:lastRowLastColumn="0"/>
             </w:pPr>
             <w:r>
-              <w:t>R1.3, R1.4, R1.5</w:t>
+              <w:t>R1.3, R1.4, R1.5, R1.12</w:t>
             </w:r>
           </w:p>
         </w:tc>
@@ -4180,7 +4773,7 @@
         <w:tc>
           <w:tcPr>
             <w:cnfStyle w:val="001000000000" w:firstRow="0" w:lastRow="0" w:firstColumn="1" w:lastColumn="0" w:oddVBand="0" w:evenVBand="0" w:oddHBand="0" w:evenHBand="0" w:firstRowFirstColumn="0" w:firstRowLastColumn="0" w:lastRowFirstColumn="0" w:lastRowLastColumn="0"/>
-            <w:tcW w:w="4252" w:type="dxa"/>
+            <w:tcW w:w="3636" w:type="dxa"/>
           </w:tcPr>
           <w:p>
             <w:pPr>
@@ -4193,7 +4786,7 @@
         </w:tc>
         <w:tc>
           <w:tcPr>
-            <w:tcW w:w="4252" w:type="dxa"/>
+            <w:tcW w:w="4858" w:type="dxa"/>
           </w:tcPr>
           <w:p>
             <w:pPr>
@@ -4213,7 +4806,7 @@
         <w:tc>
           <w:tcPr>
             <w:cnfStyle w:val="001000000000" w:firstRow="0" w:lastRow="0" w:firstColumn="1" w:lastColumn="0" w:oddVBand="0" w:evenVBand="0" w:oddHBand="0" w:evenHBand="0" w:firstRowFirstColumn="0" w:firstRowLastColumn="0" w:lastRowFirstColumn="0" w:lastRowLastColumn="0"/>
-            <w:tcW w:w="4252" w:type="dxa"/>
+            <w:tcW w:w="3636" w:type="dxa"/>
           </w:tcPr>
           <w:p>
             <w:pPr>
@@ -4226,7 +4819,7 @@
         </w:tc>
         <w:tc>
           <w:tcPr>
-            <w:tcW w:w="4252" w:type="dxa"/>
+            <w:tcW w:w="4858" w:type="dxa"/>
           </w:tcPr>
           <w:p>
             <w:pPr>
@@ -4243,7 +4836,7 @@
         <w:tc>
           <w:tcPr>
             <w:cnfStyle w:val="001000000000" w:firstRow="0" w:lastRow="0" w:firstColumn="1" w:lastColumn="0" w:oddVBand="0" w:evenVBand="0" w:oddHBand="0" w:evenHBand="0" w:firstRowFirstColumn="0" w:firstRowLastColumn="0" w:lastRowFirstColumn="0" w:lastRowLastColumn="0"/>
-            <w:tcW w:w="4252" w:type="dxa"/>
+            <w:tcW w:w="3636" w:type="dxa"/>
           </w:tcPr>
           <w:p>
             <w:pPr>
@@ -4256,7 +4849,7 @@
         </w:tc>
         <w:tc>
           <w:tcPr>
-            <w:tcW w:w="4252" w:type="dxa"/>
+            <w:tcW w:w="4858" w:type="dxa"/>
           </w:tcPr>
           <w:p>
             <w:pPr>
@@ -4276,7 +4869,7 @@
         <w:tc>
           <w:tcPr>
             <w:cnfStyle w:val="001000000000" w:firstRow="0" w:lastRow="0" w:firstColumn="1" w:lastColumn="0" w:oddVBand="0" w:evenVBand="0" w:oddHBand="0" w:evenHBand="0" w:firstRowFirstColumn="0" w:firstRowLastColumn="0" w:lastRowFirstColumn="0" w:lastRowLastColumn="0"/>
-            <w:tcW w:w="4252" w:type="dxa"/>
+            <w:tcW w:w="3636" w:type="dxa"/>
           </w:tcPr>
           <w:p>
             <w:pPr>
@@ -4289,7 +4882,7 @@
         </w:tc>
         <w:tc>
           <w:tcPr>
-            <w:tcW w:w="4252" w:type="dxa"/>
+            <w:tcW w:w="4858" w:type="dxa"/>
           </w:tcPr>
           <w:p>
             <w:pPr>
@@ -4297,16 +4890,7 @@
               <w:cnfStyle w:val="000000100000" w:firstRow="0" w:lastRow="0" w:firstColumn="0" w:lastColumn="0" w:oddVBand="0" w:evenVBand="0" w:oddHBand="1" w:evenHBand="0" w:firstRowFirstColumn="0" w:firstRowLastColumn="0" w:lastRowFirstColumn="0" w:lastRowLastColumn="0"/>
             </w:pPr>
             <w:r>
-              <w:t>R3.2, R3.</w:t>
-            </w:r>
-            <w:r>
-              <w:t>3</w:t>
-            </w:r>
-            <w:r>
-              <w:t>, R3.5</w:t>
-            </w:r>
-            <w:r>
-              <w:t>, R3.6</w:t>
+              <w:t>R3.2, R3.3, R3.5, R3.6</w:t>
             </w:r>
           </w:p>
         </w:tc>
@@ -4315,7 +4899,7 @@
         <w:tc>
           <w:tcPr>
             <w:cnfStyle w:val="001000000000" w:firstRow="0" w:lastRow="0" w:firstColumn="1" w:lastColumn="0" w:oddVBand="0" w:evenVBand="0" w:oddHBand="0" w:evenHBand="0" w:firstRowFirstColumn="0" w:firstRowLastColumn="0" w:lastRowFirstColumn="0" w:lastRowLastColumn="0"/>
-            <w:tcW w:w="4252" w:type="dxa"/>
+            <w:tcW w:w="3636" w:type="dxa"/>
           </w:tcPr>
           <w:p>
             <w:pPr>
@@ -4328,7 +4912,7 @@
         </w:tc>
         <w:tc>
           <w:tcPr>
-            <w:tcW w:w="4252" w:type="dxa"/>
+            <w:tcW w:w="4858" w:type="dxa"/>
           </w:tcPr>
           <w:p>
             <w:pPr>
@@ -4336,10 +4920,7 @@
               <w:cnfStyle w:val="000000000000" w:firstRow="0" w:lastRow="0" w:firstColumn="0" w:lastColumn="0" w:oddVBand="0" w:evenVBand="0" w:oddHBand="0" w:evenHBand="0" w:firstRowFirstColumn="0" w:firstRowLastColumn="0" w:lastRowFirstColumn="0" w:lastRowLastColumn="0"/>
             </w:pPr>
             <w:r>
-              <w:t>R3.</w:t>
-            </w:r>
-            <w:r>
-              <w:t>4</w:t>
+              <w:t>R3.4</w:t>
             </w:r>
           </w:p>
         </w:tc>
@@ -4351,7 +4932,7 @@
         <w:tc>
           <w:tcPr>
             <w:cnfStyle w:val="001000000000" w:firstRow="0" w:lastRow="0" w:firstColumn="1" w:lastColumn="0" w:oddVBand="0" w:evenVBand="0" w:oddHBand="0" w:evenHBand="0" w:firstRowFirstColumn="0" w:firstRowLastColumn="0" w:lastRowFirstColumn="0" w:lastRowLastColumn="0"/>
-            <w:tcW w:w="4252" w:type="dxa"/>
+            <w:tcW w:w="3636" w:type="dxa"/>
           </w:tcPr>
           <w:p>
             <w:pPr>
@@ -4364,7 +4945,7 @@
         </w:tc>
         <w:tc>
           <w:tcPr>
-            <w:tcW w:w="4252" w:type="dxa"/>
+            <w:tcW w:w="4858" w:type="dxa"/>
           </w:tcPr>
           <w:p>
             <w:pPr>
@@ -4381,7 +4962,7 @@
         <w:tc>
           <w:tcPr>
             <w:cnfStyle w:val="001000000000" w:firstRow="0" w:lastRow="0" w:firstColumn="1" w:lastColumn="0" w:oddVBand="0" w:evenVBand="0" w:oddHBand="0" w:evenHBand="0" w:firstRowFirstColumn="0" w:firstRowLastColumn="0" w:lastRowFirstColumn="0" w:lastRowLastColumn="0"/>
-            <w:tcW w:w="4252" w:type="dxa"/>
+            <w:tcW w:w="3636" w:type="dxa"/>
           </w:tcPr>
           <w:p>
             <w:pPr>
@@ -4394,7 +4975,7 @@
         </w:tc>
         <w:tc>
           <w:tcPr>
-            <w:tcW w:w="4252" w:type="dxa"/>
+            <w:tcW w:w="4858" w:type="dxa"/>
           </w:tcPr>
           <w:p>
             <w:pPr>
@@ -4414,7 +4995,7 @@
         <w:tc>
           <w:tcPr>
             <w:cnfStyle w:val="001000000000" w:firstRow="0" w:lastRow="0" w:firstColumn="1" w:lastColumn="0" w:oddVBand="0" w:evenVBand="0" w:oddHBand="0" w:evenHBand="0" w:firstRowFirstColumn="0" w:firstRowLastColumn="0" w:lastRowFirstColumn="0" w:lastRowLastColumn="0"/>
-            <w:tcW w:w="4252" w:type="dxa"/>
+            <w:tcW w:w="3636" w:type="dxa"/>
           </w:tcPr>
           <w:p>
             <w:pPr>
@@ -4427,7 +5008,7 @@
         </w:tc>
         <w:tc>
           <w:tcPr>
-            <w:tcW w:w="4252" w:type="dxa"/>
+            <w:tcW w:w="4858" w:type="dxa"/>
           </w:tcPr>
           <w:p>
             <w:pPr>
@@ -4444,7 +5025,7 @@
         <w:tc>
           <w:tcPr>
             <w:cnfStyle w:val="001000000000" w:firstRow="0" w:lastRow="0" w:firstColumn="1" w:lastColumn="0" w:oddVBand="0" w:evenVBand="0" w:oddHBand="0" w:evenHBand="0" w:firstRowFirstColumn="0" w:firstRowLastColumn="0" w:lastRowFirstColumn="0" w:lastRowLastColumn="0"/>
-            <w:tcW w:w="4252" w:type="dxa"/>
+            <w:tcW w:w="3636" w:type="dxa"/>
           </w:tcPr>
           <w:p>
             <w:pPr>
@@ -4457,7 +5038,7 @@
         </w:tc>
         <w:tc>
           <w:tcPr>
-            <w:tcW w:w="4252" w:type="dxa"/>
+            <w:tcW w:w="4858" w:type="dxa"/>
           </w:tcPr>
           <w:p>
             <w:pPr>
@@ -4466,6 +5047,69 @@
             </w:pPr>
             <w:r>
               <w:t>R6.1, R6.2, R6.3, R6.4, R6.5</w:t>
+            </w:r>
+          </w:p>
+        </w:tc>
+      </w:tr>
+      <w:tr>
+        <w:trPr>
+          <w:cnfStyle w:val="000000100000" w:firstRow="0" w:lastRow="0" w:firstColumn="0" w:lastColumn="0" w:oddVBand="0" w:evenVBand="0" w:oddHBand="1" w:evenHBand="0" w:firstRowFirstColumn="0" w:firstRowLastColumn="0" w:lastRowFirstColumn="0" w:lastRowLastColumn="0"/>
+        </w:trPr>
+        <w:tc>
+          <w:tcPr>
+            <w:cnfStyle w:val="001000000000" w:firstRow="0" w:lastRow="0" w:firstColumn="1" w:lastColumn="0" w:oddVBand="0" w:evenVBand="0" w:oddHBand="0" w:evenHBand="0" w:firstRowFirstColumn="0" w:firstRowLastColumn="0" w:lastRowFirstColumn="0" w:lastRowLastColumn="0"/>
+            <w:tcW w:w="3636" w:type="dxa"/>
+          </w:tcPr>
+          <w:p>
+            <w:pPr>
+              <w:pStyle w:val="TablaTexto"/>
+            </w:pPr>
+            <w:r>
+              <w:t>UC-13 Registrarse</w:t>
+            </w:r>
+          </w:p>
+        </w:tc>
+        <w:tc>
+          <w:tcPr>
+            <w:tcW w:w="4858" w:type="dxa"/>
+          </w:tcPr>
+          <w:p>
+            <w:pPr>
+              <w:pStyle w:val="TablaTexto"/>
+              <w:cnfStyle w:val="000000100000" w:firstRow="0" w:lastRow="0" w:firstColumn="0" w:lastColumn="0" w:oddVBand="0" w:evenVBand="0" w:oddHBand="1" w:evenHBand="0" w:firstRowFirstColumn="0" w:firstRowLastColumn="0" w:lastRowFirstColumn="0" w:lastRowLastColumn="0"/>
+            </w:pPr>
+            <w:r>
+              <w:t>R1.6, R1.10, R1.11</w:t>
+            </w:r>
+          </w:p>
+        </w:tc>
+      </w:tr>
+      <w:tr>
+        <w:tc>
+          <w:tcPr>
+            <w:cnfStyle w:val="001000000000" w:firstRow="0" w:lastRow="0" w:firstColumn="1" w:lastColumn="0" w:oddVBand="0" w:evenVBand="0" w:oddHBand="0" w:evenHBand="0" w:firstRowFirstColumn="0" w:firstRowLastColumn="0" w:lastRowFirstColumn="0" w:lastRowLastColumn="0"/>
+            <w:tcW w:w="3636" w:type="dxa"/>
+          </w:tcPr>
+          <w:p>
+            <w:pPr>
+              <w:pStyle w:val="TablaTexto"/>
+            </w:pPr>
+            <w:r>
+              <w:t>UC-14 Gestionar sesión y contraseña propia</w:t>
+            </w:r>
+          </w:p>
+        </w:tc>
+        <w:tc>
+          <w:tcPr>
+            <w:tcW w:w="4858" w:type="dxa"/>
+          </w:tcPr>
+          <w:p>
+            <w:pPr>
+              <w:pStyle w:val="TablaTexto"/>
+              <w:cnfStyle w:val="000000000000" w:firstRow="0" w:lastRow="0" w:firstColumn="0" w:lastColumn="0" w:oddVBand="0" w:evenVBand="0" w:oddHBand="0" w:evenHBand="0" w:firstRowFirstColumn="0" w:firstRowLastColumn="0" w:lastRowFirstColumn="0" w:lastRowLastColumn="0"/>
+            </w:pPr>
+            <w:r>
+              <w:t>R1.7, R1.8, R1.9</w:t>
             </w:r>
           </w:p>
         </w:tc>
@@ -7392,6 +8036,9 @@
   </w:num>
   <w:num w:numId="21" w16cid:durableId="1857694521">
     <w:abstractNumId w:val="19"/>
+  </w:num>
+  <w:num w:numId="22" w16cid:durableId="1759517086">
+    <w:abstractNumId w:val="12"/>
   </w:num>
 </w:numbering>
 </file>
